--- a/03_Outputs/final scripts/zh/Module 4/4.5.0-zh.docx
+++ b/03_Outputs/final scripts/zh/Module 4/4.5.0-zh.docx
@@ -19,7 +19,7 @@
     </w:p>
     <w:p>
       <w:r>
-        <w:t>公共和私营组织——以及国际金融机构——可以整合资源、分担风险，并实现单一主体难以完成的成果。</w:t>
+        <w:t>公共和私营组织——以及国际金融机构——可以整合资源、分担风险，并实现单一主体无法单独完成的成果。</w:t>
       </w:r>
     </w:p>
     <w:p>
@@ -39,7 +39,7 @@
     </w:p>
     <w:p>
       <w:r>
-        <w:t>转向包容性和公平的金融，能源行业仍存在显著差异。例如，女性——尤其是来自边缘化社区的女性——面临系统性障碍，从有限的信贷获取和缺乏担保，到在领导岗位上的代表性不足。</w:t>
+        <w:t>转向包容性和公平的金融，能源部门仍然存在显著差异。例如，女性——尤其是来自边缘化社区的女性——面临系统性障碍，从有限的信贷获取、缺乏担保，到在领导岗位上的代表性不足。</w:t>
       </w:r>
     </w:p>
     <w:p>
@@ -54,7 +54,7 @@
     </w:p>
     <w:p>
       <w:r>
-        <w:t>推动女性在能源项目中的领导，不仅促进包容性，还通过挖掘未被充分利用的人力资源，加快整体转型。</w:t>
+        <w:t>推动女性在能源项目中的领导作用，不仅促进包容性，还通过挖掘未被充分利用的人力资源，加快整体转型。</w:t>
       </w:r>
     </w:p>
     <w:p>

--- a/03_Outputs/final scripts/zh/Module 4/4.5.0-zh.docx
+++ b/03_Outputs/final scripts/zh/Module 4/4.5.0-zh.docx
@@ -9,7 +9,7 @@
     </w:p>
     <w:p>
       <w:r>
-        <w:t>在本章中，我们将探讨塑造可持续能源金融每个环节的两个主题：战略合作伙伴关系和包容性、公平的投资方式，包括性别考量。</w:t>
+        <w:t>在本章中，我们将探讨塑造可持续能源金融的两个主题：战略合作伙伴关系和包容性、公平的投资方式，包括性别考量。</w:t>
       </w:r>
     </w:p>
     <w:p>
@@ -29,17 +29,17 @@
     </w:p>
     <w:p>
       <w:r>
-        <w:t>例如，这些机构帮助催化了本可能过于风险高或成本高昂的项目。它们为可再生能源（如太阳能和风能）提供关键的金融支持，尤其是在前期资本成本较高的地区。</w:t>
+        <w:t>例如，这些机构帮助催化了本可能过于风险大或成本高的项目。它们为可再生能源（如太阳能和风能）提供关键的金融支持，尤其是在前期资本成本较高的地区。</w:t>
       </w:r>
     </w:p>
     <w:p>
       <w:r>
-        <w:t>明确的协议、平衡的风险分担和一致的激励机制，是确保此类合作伙伴关系有效运作的关键。</w:t>
+        <w:t>明确的协议、平衡的风险分担和一致的激励机制，是使这些合作关系得以成功的关键。</w:t>
       </w:r>
     </w:p>
     <w:p>
       <w:r>
-        <w:t>转向包容性和公平的金融，能源部门仍然存在显著差异。例如，女性——尤其是来自边缘化社区的女性——面临系统性障碍，从有限的信贷获取、缺乏担保，到在领导岗位上的代表性不足。</w:t>
+        <w:t>转向包容性和公平的金融，能源部门仍然存在显著差异。例如，女性——尤其是来自边缘化社区的女性——面临系统性障碍，从有限的信贷获取和缺乏担保，到在领导岗位上的代表性不足。</w:t>
       </w:r>
     </w:p>
     <w:p>
